--- a/public/templates/SPEC_MASTER.docx
+++ b/public/templates/SPEC_MASTER.docx
@@ -15519,7 +15519,7 @@
               <w:szCs w:val="16"/>
               <w:lang w:val="en-GB"/>
             </w:rPr>
-            <w:t xml:space="preserve">{{manufacturerName}}</w:t>
+            <w:t>{{manufacturerName}}</w:t>
           </w:r>
         </w:p>
         <w:p>
@@ -15638,7 +15638,7 @@
               <w:szCs w:val="16"/>
               <w:lang w:val="hu-HU"/>
             </w:rPr>
-            <w:t xml:space="preserve">Verziószám/ Version: {{docVersion}}</w:t>
+            <w:t>Verziószám</w:t>
           </w:r>
           <w:r>
             <w:rPr>
@@ -15648,7 +15648,7 @@
               <w:szCs w:val="16"/>
               <w:lang w:val="en-GB"/>
             </w:rPr>
-            <w:t/>
+            <w:t>/</w:t>
           </w:r>
           <w:r>
             <w:rPr>
@@ -15657,7 +15657,7 @@
               <w:szCs w:val="16"/>
               <w:lang w:val="en-GB"/>
             </w:rPr>
-            <w:t xml:space="preserve"/>
+            <w:t xml:space="preserve"> </w:t>
           </w:r>
           <w:r>
             <w:rPr>
@@ -15667,7 +15667,7 @@
               <w:szCs w:val="16"/>
               <w:lang w:val="en-GB"/>
             </w:rPr>
-            <w:t/>
+            <w:t>Version:</w:t>
           </w:r>
           <w:r>
             <w:rPr>
@@ -15676,7 +15676,7 @@
               <w:szCs w:val="16"/>
               <w:lang w:val="en-GB"/>
             </w:rPr>
-            <w:t xml:space="preserve"/>
+            <w:t xml:space="preserve"> {{docVersion}}</w:t>
           </w:r>
         </w:p>
         <w:p>
@@ -15699,7 +15699,7 @@
               <w:szCs w:val="16"/>
               <w:lang w:val="hu-HU"/>
             </w:rPr>
-            <w:t xml:space="preserve">Kiadás dátuma/ Date effective: {{effectiveDate}}</w:t>
+            <w:t>Kiadás dátuma</w:t>
           </w:r>
           <w:r>
             <w:rPr>
@@ -15709,7 +15709,7 @@
               <w:szCs w:val="16"/>
               <w:lang w:val="en-GB"/>
             </w:rPr>
-            <w:t/>
+            <w:t>/</w:t>
           </w:r>
           <w:r>
             <w:rPr>
@@ -15718,7 +15718,7 @@
               <w:szCs w:val="16"/>
               <w:lang w:val="en-GB"/>
             </w:rPr>
-            <w:t xml:space="preserve"/>
+            <w:t xml:space="preserve"> </w:t>
           </w:r>
           <w:r>
             <w:rPr>
@@ -15728,7 +15728,7 @@
               <w:szCs w:val="16"/>
               <w:lang w:val="en-GB"/>
             </w:rPr>
-            <w:t/>
+            <w:t>Date effective:</w:t>
           </w:r>
           <w:r>
             <w:rPr>
@@ -15737,7 +15737,7 @@
               <w:szCs w:val="16"/>
               <w:lang w:val="en-GB"/>
             </w:rPr>
-            <w:t xml:space="preserve"/>
+            <w:t xml:space="preserve"> {{effectiveDate}}</w:t>
           </w:r>
         </w:p>
         <w:p>
@@ -15980,7 +15980,7 @@
               <w:szCs w:val="16"/>
               <w:lang w:val="en-GB"/>
             </w:rPr>
-            <w:t xml:space="preserve">{{manufacturerName}}</w:t>
+            <w:t>{{manufacturerName}}</w:t>
           </w:r>
         </w:p>
         <w:p>
@@ -16085,7 +16085,7 @@
               <w:szCs w:val="16"/>
               <w:lang w:val="hu-HU"/>
             </w:rPr>
-            <w:t xml:space="preserve">Verziószám/ Version: {{docVersion}}</w:t>
+            <w:t>Verziószám</w:t>
           </w:r>
           <w:r>
             <w:rPr>
@@ -16095,7 +16095,7 @@
               <w:szCs w:val="16"/>
               <w:lang w:val="en-GB"/>
             </w:rPr>
-            <w:t/>
+            <w:t>/</w:t>
           </w:r>
           <w:r>
             <w:rPr>
@@ -16104,7 +16104,7 @@
               <w:szCs w:val="16"/>
               <w:lang w:val="en-GB"/>
             </w:rPr>
-            <w:t xml:space="preserve"/>
+            <w:t xml:space="preserve"> </w:t>
           </w:r>
           <w:r>
             <w:rPr>
@@ -16114,7 +16114,7 @@
               <w:szCs w:val="16"/>
               <w:lang w:val="en-GB"/>
             </w:rPr>
-            <w:t/>
+            <w:t>Version:</w:t>
           </w:r>
           <w:r>
             <w:rPr>
@@ -16123,7 +16123,7 @@
               <w:szCs w:val="16"/>
               <w:lang w:val="en-GB"/>
             </w:rPr>
-            <w:t xml:space="preserve"/>
+            <w:t xml:space="preserve"> {{docVersion}}</w:t>
           </w:r>
         </w:p>
         <w:p>
@@ -16141,7 +16141,7 @@
               <w:szCs w:val="16"/>
               <w:lang w:val="hu-HU"/>
             </w:rPr>
-            <w:t xml:space="preserve">Kiadás dátuma/ Date effective: {{effectiveDate}}</w:t>
+            <w:t>Kiadás dátuma</w:t>
           </w:r>
           <w:r>
             <w:rPr>
@@ -16151,7 +16151,7 @@
               <w:szCs w:val="16"/>
               <w:lang w:val="en-GB"/>
             </w:rPr>
-            <w:t/>
+            <w:t>/</w:t>
           </w:r>
           <w:r>
             <w:rPr>
@@ -16160,7 +16160,7 @@
               <w:szCs w:val="16"/>
               <w:lang w:val="en-GB"/>
             </w:rPr>
-            <w:t xml:space="preserve"/>
+            <w:t xml:space="preserve"> </w:t>
           </w:r>
           <w:r>
             <w:rPr>
@@ -16170,7 +16170,7 @@
               <w:szCs w:val="16"/>
               <w:lang w:val="en-GB"/>
             </w:rPr>
-            <w:t/>
+            <w:t>Date effective:</w:t>
           </w:r>
           <w:r>
             <w:rPr>
@@ -16179,7 +16179,7 @@
               <w:szCs w:val="16"/>
               <w:lang w:val="en-GB"/>
             </w:rPr>
-            <w:t xml:space="preserve"/>
+            <w:t xml:space="preserve"> {{effectiveDate}}</w:t>
           </w:r>
         </w:p>
         <w:p>

--- a/public/templates/SPEC_MASTER.docx
+++ b/public/templates/SPEC_MASTER.docx
@@ -15045,6 +15045,46 @@
               <w:t xml:space="preserve">{{preparedBy}}</w:t>
             </w:r>
           </w:p>
+          <w:p>
+            <w:pPr>
+              <w:pStyle w:val="Normal"/>
+              <w:rPr>
+                <w:rFonts w:ascii="Verdana" w:hAnsi="Verdana" w:cs="Verdana"/>
+                <w:bCs/>
+                <w:sz w:val="18"/>
+                <w:szCs w:val="18"/>
+              </w:rPr>
+            </w:pPr>
+            <w:r>
+              <w:rPr>
+                <w:rFonts w:cs="Verdana" w:ascii="Verdana" w:hAnsi="Verdana"/>
+                <w:bCs/>
+                <w:sz w:val="18"/>
+                <w:szCs w:val="18"/>
+              </w:rPr>
+              <w:t xml:space="preserve">{{CREATED_DATE}}</w:t>
+            </w:r>
+          </w:p>
+          <w:p>
+            <w:pPr>
+              <w:pStyle w:val="Normal"/>
+              <w:rPr>
+                <w:rFonts w:ascii="Verdana" w:hAnsi="Verdana" w:cs="Verdana"/>
+                <w:bCs/>
+                <w:sz w:val="18"/>
+                <w:szCs w:val="18"/>
+              </w:rPr>
+            </w:pPr>
+            <w:r>
+              <w:rPr>
+                <w:rFonts w:cs="Verdana" w:ascii="Verdana" w:hAnsi="Verdana"/>
+                <w:bCs/>
+                <w:sz w:val="18"/>
+                <w:szCs w:val="18"/>
+              </w:rPr>
+              <w:t xml:space="preserve">{{CREATED_SIGNATURE}}</w:t>
+            </w:r>
+          </w:p>
         </w:tc>
         <w:tc>
           <w:tcPr>
@@ -15109,6 +15149,26 @@
                 <w:szCs w:val="18"/>
               </w:rPr>
               <w:t xml:space="preserve">{{reviewedBy}}</w:t>
+            </w:r>
+          </w:p>
+          <w:p>
+            <w:pPr>
+              <w:pStyle w:val="Normal"/>
+              <w:rPr>
+                <w:rFonts w:ascii="Verdana" w:hAnsi="Verdana" w:cs="Verdana"/>
+                <w:bCs/>
+                <w:sz w:val="18"/>
+                <w:szCs w:val="18"/>
+              </w:rPr>
+            </w:pPr>
+            <w:r>
+              <w:rPr>
+                <w:rFonts w:cs="Verdana" w:ascii="Verdana" w:hAnsi="Verdana"/>
+                <w:bCs/>
+                <w:sz w:val="18"/>
+                <w:szCs w:val="18"/>
+              </w:rPr>
+              <w:t xml:space="preserve">{{CHECKED_SIGNATURE}}</w:t>
             </w:r>
           </w:p>
         </w:tc>
